--- a/deliverables/گزارش-پژوهشی-مرحله-۱۶-مرزهای-همتعداد.docx
+++ b/deliverables/گزارش-پژوهشی-مرحله-۱۶-مرزهای-همتعداد.docx
@@ -4160,7 +4160,7 @@
           <w:rtl w:val="1"/>
           <w:lang w:val="fa-IR" w:bidi="fa-IR"/>
         </w:rPr>
-        <w:t>، مجتمع فوق تخصصی مغز و شناخت، استاد من در حوزه‌ی علوم اعصاب شناختی و تاییدکننده‌ی پروپوزال، سپاسگزارم. از استاد نوری ولنده، استاد دانشگاهی درس پروژه، برای حمایت از ایده‌های نو و پیشبرد دقیق پژوهش سپاسگزارم.</w:t>
+        <w:t>، مجتمع فوق تخصصی مغز و شناخت، استاد من در حوزه‌ی علوم اعصاب شناختی و تاییدکننده‌ی پروپوزال، سپاسگزارم. از استاد نوری، استاد دانشگاهی درس پروژه، برای حمایت از ایده‌های نو و پیشبرد دقیق پژوهش سپاسگزارم.</w:t>
       </w:r>
     </w:p>
     <w:p>
